--- a/az/discovery-articles/4.9 CRISPR ilə genlərin redaktəsi.docx
+++ b/az/discovery-articles/4.9 CRISPR ilə genlərin redaktəsi.docx
@@ -8,7 +8,7 @@
         <w:widowControl/>
       </w:pPr>
       <w:r>
-        <w:t>4.9 CRISPR ilə genlərin redaktəsi</w:t>
+        <w:t xml:space="preserve">4.9 CRISPR ilə genlərin dəyişdirilməsi</w:t>
       </w:r>
     </w:p>
     <w:p>
@@ -32,7 +32,7 @@
         <w:rPr>
           <w:sz w:val="20"/>
         </w:rPr>
-        <w:t>Dövr: 2012-ci il (CRISPR-Cas9 sisteminin gen redaktəsinə uyğunlaşdırılması); 2020-ci illərdən ilk klinik tətbiqlər | Əsas şəxslər: Cennifer Dudna və Emmanuel Şarpantye (2020-ci il Nobel mükafatı); Fenq Canq (müstəqil paralel iş)</w:t>
+        <w:t>Dövr: 2012-ci il — CRISPR-Cas9 sisteminin genetik redaktə üçün uyğunlaşdırılması; 2020-ci illər — ilk təsdiqlənmiş müalicələrin tətbiqi | Əsas şəxslər: Cennifer Dudna və Emmanuel Şarpantye — 2020-ci il kimya üzrə Nobel mükafatı laureatları; Fenq Canq və paralel tədqiqatlar aparan digər alimlər</w:t>
       </w:r>
     </w:p>
     <w:p>
@@ -40,7 +40,7 @@
         <w:widowControl/>
       </w:pPr>
       <w:r>
-        <w:t>CRISPR ilə gen redaktəsi istiqamətverici molekulun və bakteriyalardan alınmış kəsici zülalın köməyi ilə DNT-ni seçilmiş yerdən kəsmək üsuludur. O, dəqiq genetik dəyişiklikləri əvvəlki üsullardan daha sürətli və ucuz etdi.</w:t>
+        <w:t>CRISPR genetik materialda məqsədli dəyişiklik etməyə imkan verən texnologiyadır. Onun geniş istifadə olunan CRISPR-Cas9 variantında istiqamətləndirici molekul kəsici zülalı DNT-nin seçilmiş hissəsinə aparır. Bu üsul bir çox genetik dəyişikliyi əvvəlki vasitələrlə müqayisədə daha sürətli və daha az xərclə etməyə imkan verdi.</w:t>
       </w:r>
     </w:p>
     <w:p>
@@ -58,7 +58,7 @@
         <w:widowControl/>
       </w:pPr>
       <w:r>
-        <w:t>CRISPR əvvəlcə bakteriyaların immun sistemi kimi Fransisko Moxika və digər alimlər tərəfindən öyrənilib.</w:t>
+        <w:t>Fransisko Moxika və başqa alimlərin araşdırmaları CRISPR-in mikroorqanizmlərin viruslardan müdafiəsindəki rolunun anlaşılmasına kömək etdi.</w:t>
       </w:r>
     </w:p>
     <w:p>
@@ -67,7 +67,7 @@
         <w:widowControl/>
       </w:pPr>
       <w:r>
-        <w:t>Emmanuel Şarpantye və Cennifer Dudna 2012-ci ildə Cas9 zülalı ilə proqramlaşdırılan kəsilməni təsvir etdilər.</w:t>
+        <w:t>Emmanuel Şarpantye və Cennifer Dudnanın tədqiqat qrupları 2012-ci ildə Cas9 zülalını seçilmiş DNT hissəsini kəsməyə yönəltməyin mümkün olduğunu göstərdilər.</w:t>
       </w:r>
     </w:p>
     <w:p>
@@ -76,7 +76,7 @@
         <w:widowControl/>
       </w:pPr>
       <w:r>
-        <w:t>Fenq Canq və digər tədqiqatçılar sistemi insan hüceyrələrində istifadəyə uyğunlaşdırdılar.</w:t>
+        <w:t>Fenq Canq və digər alimlər sistemi insan və başqa məməlilərin hüceyrələrində istifadə üçün uyğunlaşdırdılar.</w:t>
       </w:r>
     </w:p>
     <w:p>
@@ -85,7 +85,7 @@
         <w:widowControl/>
       </w:pPr>
       <w:r>
-        <w:t>İstiqamətverici RNT kəsici zülala harada işləməli olduğunu göstərir.</w:t>
+        <w:t>İstiqamətləndirici RNT molekulu kəsici zülalın DNT-də hansı hissəyə yönələcəyini müəyyənləşdirir.</w:t>
       </w:r>
     </w:p>
     <w:p>
@@ -94,7 +94,7 @@
         <w:widowControl/>
       </w:pPr>
       <w:r>
-        <w:t>Bu vasitə tibbdə ümid yaradır, lakin xüsusilə embrionlarla işdə ciddi etik məhdudiyyətlər tələb edir.</w:t>
+        <w:t>Bu texnologiya yeni müalicə imkanları yaradır. Lakin xüsusilə gələcək nəsillərə ötürülə bilən dəyişikliklər ciddi elmi və etik nəzarət tələb edir.</w:t>
       </w:r>
     </w:p>
     <w:p>
@@ -103,15 +103,7 @@
         <w:widowControl/>
       </w:pPr>
       <w:r>
-        <w:t>Bu nədir</w:t>
-      </w:r>
-    </w:p>
-    <w:p>
-      <w:pPr>
-        <w:widowControl/>
-      </w:pPr>
-      <w:r>
-        <w:t>CRISPR bakteriyaların müdafiə sistemidir; adı DNT-dəki təkrarlanan quruluşdan gəlir və «müntəzəm aralıqlarla qruplaşmış qısa palindrom təkrarları» deməkdir. Təbiətdə mikroblar virusların dezoksiribonuklein turşusunun — DNT-nin — parçalarını saxlayır və sonrakı hücumu tanımaq üçün onlardan istifadə edir. CRISPR-Cas9 ilə gen redaktəsi bu prinsipə əsaslanır: qısa istiqamətverici ribonuklein turşusu — RNT — genetik ünvan kimi kəsici zülalı DNT-də uyğun yerə aparır və orada kəsik yaranır. Hüceyrə kəsiyi bərpa edir, bəzən tədqiqatçıların təqdim etdiyi yeni ardıcıllığı daxil edir. Bu, genomda «tap və kəs» vasitəsidir: təsadüfi zərbə vuran çəkicdən çox, xəritəsi olan qayçıya bənzəyir.</w:t>
+        <w:t>Bu nədir?</w:t>
       </w:r>
     </w:p>
     <w:p>
@@ -120,15 +112,7 @@
         <w:widowControl/>
       </w:pPr>
       <w:r>
-        <w:t>Kim kəşf edib və ya yaradıb</w:t>
-      </w:r>
-    </w:p>
-    <w:p>
-      <w:pPr>
-        <w:widowControl/>
-      </w:pPr>
-      <w:r>
-        <w:t>Fransisko Moxika və digər mikrobioloqlar CRISPR-in mikroblarda uyğunlaşan immun sistemi olduğunu ilk dəfə göstərdilər. 2012-ci ildə Emmanuel Şarpantye və Cennifer Dudnanın qrupları Cas9-un seçilmiş DNT-ni kəsmək üçün RNT ilə proqramlaşdırıla bildiyini göstərdilər. Tezliklə Fenq Canq, Corc Çerç və başqaları məməli hüceyrələrində redaktəni nümayiş etdirdilər. Ardınca patent mübahisələri gəldi. Bu irəliləyiş tək bir biotexnologiya təşəbbüsünün qəfil uğuru deyil, onilliklərlə fundamental tədqiqatın nəticəsidir.</w:t>
+        <w:t>CRISPR adı mikroorqanizmlərin DNT-sində müəyyən aralıqlarla yerləşən qısa, təkrarlanan ardıcıllıqları bildirən ingiliscə sözlərin qısaltmasıdır. Bu ardıcıllıqlar onlarla əlaqəli Cas zülalları ilə birlikdə bəzi bakteriyaların və digər mikroorqanizmlərin müdafiə sistemində iştirak edir.</w:t>
       </w:r>
     </w:p>
     <w:p>
@@ -137,15 +121,106 @@
         <w:widowControl/>
       </w:pPr>
       <w:r>
-        <w:t>Nə vaxt və necə yaranıb</w:t>
+        <w:t>Mikroorqanizm ona hücum etmiş virusun genetik materialından kiçik parçalar saxlayır. Bunlar sonrakı hücum zamanı virusu tanımağa kömək edir.</w:t>
       </w:r>
     </w:p>
     <w:p>
       <w:pPr>
+        <w:pStyle w:val="Heading1"/>
         <w:widowControl/>
       </w:pPr>
       <w:r>
-        <w:t>Əsas məqalələr mikrob genetikasında daha az diqqət çəkən tədqiqat illərindən sonra, 2010-cu illərin əvvəlində yayımlandı. Sink-barmaq nukleazaları və TALEN-lər — transkripsiya aktivatoruna bənzər effektor nukleazalar — kimi əvvəlki gen redaktəsi vasitələri artıq vardı. Lakin onları hər yeni hədəfə uyğunlaşdırmaq daha yavaş və baha idi. Ucuz DNT sintezi, sürətli ardıcıllıq oxunması və üsulların açıq paylaşılması CRISPR-in bir neçə il içində laboratoriyalara yayılmasına kömək etdi. Gənc tədqiqatçı istiqamətverici molekul sifariş edib redaktəni sınaya biləndə sahə sürətlə inkişaf etdi.</w:t>
+        <w:t>Alimlər həmin müdafiə mexanizmini genetik redaktə üçün uyğunlaşdırıblar. CRISPR-Cas9 üsulunda qısa istiqamətləndirici RNT — ribonuklein turşusu — Cas9 zülalını DNT-nin, yəni dezoksiribonuklein turşusunun seçilmiş hissəsinə yönəldir. Cas9 burada kəsik yaradır. Hüceyrə kəsiyi bərpa edərkən DNT ardıcıllığında dəyişiklik yarana bilər. Müəyyən şəraitdə tədqiqatçının təqdim etdiyi nümunəyə uyğun dəyişiklik də edilə bilər.</w:t>
+      </w:r>
+    </w:p>
+    <w:p>
+      <w:pPr>
+        <w:pStyle w:val="Heading1"/>
+        <w:widowControl/>
+      </w:pPr>
+      <w:r>
+        <w:t>Bunu genetik mətndə müəyyən yeri tapıb orada düzəliş etməyə bənzətmək olar. Lakin nəticə mətn redaktorundakı qədər sadə və zəmanətli deyil: həm kəsilməni, həm də hüceyrənin apardığı bərpanın nəticəsini yoxlamaq lazımdır.</w:t>
+      </w:r>
+    </w:p>
+    <w:p>
+      <w:pPr>
+        <w:pStyle w:val="Heading1"/>
+        <w:widowControl/>
+      </w:pPr>
+      <w:r>
+        <w:t>Kim yaradıb?</w:t>
+      </w:r>
+    </w:p>
+    <w:p>
+      <w:pPr>
+        <w:pStyle w:val="Heading1"/>
+        <w:widowControl/>
+      </w:pPr>
+      <w:r>
+        <w:t>CRISPR texnologiyası uzun illər aparılan fundamental tədqiqatlardan yaranıb. Fransisko Moxika və başqa mikrobioloqlar təkrarlanan DNT ardıcıllıqlarını araşdıraraq onların mikroorqanizmlərin müdafiəsindəki rolunun anlaşılmasına töhfə verdilər.</w:t>
+      </w:r>
+    </w:p>
+    <w:p>
+      <w:pPr>
+        <w:pStyle w:val="Heading1"/>
+        <w:widowControl/>
+      </w:pPr>
+      <w:r>
+        <w:t>2012-ci ildə Emmanuel Şarpantye və Cennifer Dudnanın qrupları RNT vasitəsilə Cas9 zülalını seçilmiş DNT hissəsini kəsməyə yönəltməyin mümkün olduğunu göstərdilər. Tezliklə Fenq Canq, Corc Çerç və digər tədqiqatçılar bu üsulla məməli hüceyrələrində genetik dəyişikliklər etdilər.</w:t>
+      </w:r>
+    </w:p>
+    <w:p>
+      <w:pPr>
+        <w:pStyle w:val="Heading1"/>
+        <w:widowControl/>
+      </w:pPr>
+      <w:r>
+        <w:t>Sonralar texnologiyaya dair patent hüquqları üstündə mübahisələr yarandı. Bununla belə, CRISPR-in inkişafı bir şirkətin və ya bir laboratoriyanın işi ilə məhdudlaşmır. Bu nailiyyət onilliklər ərzində müxtəlif alimlərin topladığı biliklərə əsaslanır.</w:t>
+      </w:r>
+    </w:p>
+    <w:p>
+      <w:pPr>
+        <w:pStyle w:val="Heading1"/>
+        <w:widowControl/>
+      </w:pPr>
+      <w:r>
+        <w:t>Nə vaxt və necə yaranıb?</w:t>
+      </w:r>
+    </w:p>
+    <w:p>
+      <w:pPr>
+        <w:pStyle w:val="Heading1"/>
+        <w:widowControl/>
+      </w:pPr>
+      <w:r>
+        <w:t>CRISPR-i genetik redaktə vasitəsinə çevirən əsas işlər 2010-cu illərin əvvəlində dərc olundu. Bundan əvvəl isə mikroorqanizmlərin genetik quruluşu uzun illər araşdırılmışdı.</w:t>
+      </w:r>
+    </w:p>
+    <w:p>
+      <w:pPr>
+        <w:pStyle w:val="Heading1"/>
+        <w:widowControl/>
+      </w:pPr>
+      <w:r>
+        <w:t>Genetik materialı dəyişmək üçün başqa vasitələr də mövcud idi. Bunlara sink-barmaq nukleazaları və TALEN adlanan, müəyyən DNT hissəsini tanıyıb kəsən zülal sistemləri daxil idi. TALEN adı «transkripsiya aktivatoruna bənzər effektor nukleazalar» ifadəsinin ingiliscə qısaltmasıdır. Bu vasitələri hər yeni hədəfə uyğunlaşdırmaq adətən daha çox vaxt və xərc tələb edirdi.</w:t>
+      </w:r>
+    </w:p>
+    <w:p>
+      <w:pPr>
+        <w:pStyle w:val="Heading1"/>
+        <w:widowControl/>
+      </w:pPr>
+      <w:r>
+        <w:t>CRISPR-də isə yeni hədəf üçün istiqamətləndirici RNT-ni dəyişmək bir çox işi asanlaşdırdı. DNT sintezinin ucuzlaşması, genetik ardıcıllıqların daha sürətli oxunması və tədqiqat üsullarının paylaşılması texnologiyanın laboratoriyalarda yayılmasını sürətləndirdi.</w:t>
+      </w:r>
+    </w:p>
+    <w:p>
+      <w:pPr>
+        <w:pStyle w:val="Heading1"/>
+        <w:widowControl/>
+      </w:pPr>
+      <w:r>
+        <w:t>Beləliklə, əvvəllər daha çox vəsait və xüsusi hazırlıq tələb edən bəzi təcrübələri daha çox tədqiqat qrupu aparmağa başladı.</w:t>
       </w:r>
     </w:p>
     <w:p>
@@ -159,10 +234,38 @@
     </w:p>
     <w:p>
       <w:pPr>
+        <w:pStyle w:val="Heading1"/>
         <w:widowControl/>
       </w:pPr>
       <w:r>
-        <w:t>CRISPR genomda dəyişiklik etməyi gündəlik təcrübələr üçün əlçatan etdi. Genin funksiyasını bilmək istəyən alim çox vaxt onu fəaliyyətsizləşdirib və ya dəyişdirib nəticəni müşahidə edə bilir. Tibbdə bəzi irsi xəstəlikləri xəstənin öz hüceyrələrində düzəltməyə ümid edilir. Kənd təsərrüfatında əvvəlki mutasiya üsullarından daha az təsadüfi yan dəyişikliklə bitki sortları yetişdirmək mümkün ola bilər. Elmi üstünlük sehrli nəticə deyil, sürət və dəqiqlikdir.</w:t>
+        <w:t>CRISPR genetik materialda məqsədli dəyişiklik etməyi bir çox laboratoriya üçün daha əlçatan etdi. Alim müəyyən genin nə iş gördüyünü öyrənmək üçün onu fəaliyyətsizləşdirə və ya dəyişdirə, sonra hüceyrədə nə baş verdiyini müşahidə edə bilər.</w:t>
+      </w:r>
+    </w:p>
+    <w:p>
+      <w:pPr>
+        <w:pStyle w:val="Heading1"/>
+        <w:widowControl/>
+      </w:pPr>
+      <w:r>
+        <w:t>Tibbdə bu yanaşma bəzi irsi xəstəliklərin müalicəsi üçün xəstənin öz hüceyrələrində dəyişiklik etməyə imkan verir. Məqsəd həmişə xəstəliyə səbəb olan genetik səhvi birbaşa düzəltmək deyil; bəzən başqa bir genin fəaliyyətini dəyişməklə xəstəliyin təsirini azaltmaq mümkündür.</w:t>
+      </w:r>
+    </w:p>
+    <w:p>
+      <w:pPr>
+        <w:pStyle w:val="Heading1"/>
+        <w:widowControl/>
+      </w:pPr>
+      <w:r>
+        <w:t>Kənd təsərrüfatında isə bitkilərdə istənilən xüsusiyyəti yaratmaq üçün daha məqsədli dəyişikliklər etmək olar. Təsadüfi mutasiyalar yaradan bəzi əvvəlki üsullarla müqayisədə bu, əlavə dəyişikliklərin sayını azalda bilər. Yenə də alınan nəticələr yoxlanmalıdır.</w:t>
+      </w:r>
+    </w:p>
+    <w:p>
+      <w:pPr>
+        <w:pStyle w:val="Heading1"/>
+        <w:widowControl/>
+      </w:pPr>
+      <w:r>
+        <w:t>CRISPR-in əsas üstünlüyü hər problemi həll etməsi deyil, genetik tədqiqatı daha sürətli, çevik və məqsədyönlü aparmağa imkan verməsidir.</w:t>
       </w:r>
     </w:p>
     <w:p>
@@ -176,10 +279,11 @@
     </w:p>
     <w:p>
       <w:pPr>
+        <w:pStyle w:val="Heading1"/>
         <w:widowControl/>
       </w:pPr>
       <w:r>
-        <w:t>Əsas redaktorları və praym redaktorları bu üsulun daha yumşaq variantlarıdır: DNT hərflərini daha az ikiqat zəncir kəsiyi yaradaraq dəyişirlər. Oraqvari hüceyrə xəstəliyi kimi qan xəstəlikləri üçün somatik hüceyrələrə — yumurta və spermatozoid olmayan bədən hüceyrələrinə — yönələn müalicələr bəzi ölkələrdə təsdiqlənmiş istifadəyə çatıb. 2018-ci ildə genləri redaktə edilmiş körpələr barədə elan geniş qınandı və qanunların üsullardan geri qala bildiyini göstərdi. Hədəfdənkənar kəsiklər, vasitənin lazımi toxumaya təhlükəsiz çatdırılması və aydın qaydalar hələ də çətin vəzifələrdir.</w:t>
+        <w:t>CRISPR əsasında daha fərqli redaktə vasitələri də hazırlanıb. Baza redaktəsi DNT-nin ayrı-ayrı «hərflərini» — azotlu əsaslarını — dəyişməyə imkan verir. Praym redaktəsi isə müəyyən kiçik əvəzləmələr, əlavələr və silinmələr etmək üçün istifadə olunur. Bu üsullar adətən DNT-nin hər iki zəncirini birlikdə kəsmədən işləyir. Lakin bu xüsusiyyət onların tam risksiz olması demək deyil.</w:t>
       </w:r>
     </w:p>
     <w:p>
@@ -188,15 +292,70 @@
         <w:widowControl/>
       </w:pPr>
       <w:r>
-        <w:t>İnsan həyatını necə dəyişib</w:t>
+        <w:t>CRISPR artıq bəzi müalicələrdə tətbiq olunur. Məsələn, ABŞ-da 2023-cü ildə oraqvari hüceyrə xəstəliyi üçün CRISPR-Cas9-dan istifadə edən ilk müalicə təsdiqləndi. Bu üsulda xəstənin qan yaradan kök hüceyrələri bədəndən kənarda dəyişdirilir və sonra ona qaytarılır. FDA-nın müalicənin təsdiqi haqqında məlumatı</w:t>
       </w:r>
     </w:p>
     <w:p>
       <w:pPr>
+        <w:pStyle w:val="Heading1"/>
         <w:widowControl/>
       </w:pPr>
       <w:r>
-        <w:t>Xəstələr əvvəlki dərmanların verə bilmədiyi müalicələr qazana bilərlər. Cəmiyyət isə razılıq verə bilməyən gələcək uşaqlarda nəyin dəyişdirilə biləcəyini və nəyə yol verilməməli olduğunu müəyyənləşdirməlidir. Xərc və əlçatanlıq da vacibdir: gen müalicələri güclü təsirə malik olmaqla yanaşı, baha ola bilər. CRISPR-dən kimin və hansı sərhədlər daxilində istifadə etməsindən asılı olaraq o həm sağalda, həm də zərər verə bilər. Burada tərəqqi bacarıq qədər təmkinlə də qiymətləndiriləcək.</w:t>
+        <w:t>Belə müalicələr bədən hüceyrələrinə yönəlir. Onları embrionlarda və ya yumurta və spermatozoid kimi cinsi hüceyrələrdə edilən, gələcək nəsillərə keçə biləcək dəyişikliklərdən fərqləndirmək vacibdir.</w:t>
+      </w:r>
+    </w:p>
+    <w:p>
+      <w:pPr>
+        <w:pStyle w:val="Heading1"/>
+        <w:widowControl/>
+      </w:pPr>
+      <w:r>
+        <w:t>2018-ci ildə genləri redaktə edilmiş körpələrin doğulduğu barədə elan geniş etiraz doğurdu. Bu hadisə təhlükəsizliyin, razılığın və nəzarətin nə qədər vacib olduğunu göstərdi. DNT-nin nəzərdə tutulmayan hissələrində dəyişikliklərin yaranması, redaktə vasitələrinin lazımi toxumaya təhlükəsiz çatdırılması və aydın tətbiq qaydaları əsas məsələlər olaraq qalır.</w:t>
+      </w:r>
+    </w:p>
+    <w:p>
+      <w:pPr>
+        <w:pStyle w:val="Heading1"/>
+        <w:widowControl/>
+      </w:pPr>
+      <w:r>
+        <w:t>İnsan həyatını necə dəyişib?</w:t>
+      </w:r>
+    </w:p>
+    <w:p>
+      <w:pPr>
+        <w:pStyle w:val="Heading1"/>
+        <w:widowControl/>
+      </w:pPr>
+      <w:r>
+        <w:t>CRISPR bəzi xəstələr üçün əvvəllər mövcud olmayan müalicə imkanları yaradıb. Başqa xəstəliklərə qarşı tətbiqləri isə hələ araşdırılır.</w:t>
+      </w:r>
+    </w:p>
+    <w:p>
+      <w:pPr>
+        <w:pStyle w:val="Heading1"/>
+        <w:widowControl/>
+      </w:pPr>
+      <w:r>
+        <w:t>Eyni zamanda cəmiyyət çətin suallarla üzləşir: gələcək nəsillərə ötürülə bilən hansı dəyişikliklərə yol verilə bilər? Hələ doğulmamış və razılıq verə bilməyən uşaqların maraqları necə qorunmalıdır?</w:t>
+      </w:r>
+    </w:p>
+    <w:p>
+      <w:pPr>
+        <w:pStyle w:val="Heading1"/>
+        <w:widowControl/>
+      </w:pPr>
+      <w:r>
+        <w:t>Müalicənin qiyməti və ona çıxış imkanı da mühümdür. Laboratoriyada genetik dəyişiklik etmək asanlaşsa da, təhlükəsiz müalicə hazırlamaq və onu xəstəyə çatdırmaq baha başa gələ bilər.</w:t>
+      </w:r>
+    </w:p>
+    <w:p>
+      <w:pPr>
+        <w:pStyle w:val="Heading1"/>
+        <w:widowControl/>
+      </w:pPr>
+      <w:r>
+        <w:t>CRISPR-in insanlara nə qədər fayda verəcəyi onun necə, hansı məqsədlə və hansı nəzarət altında tətbiq olunmasından asılıdır. Bu sahədə irəliləyiş yalnız nəyi edə bildiyimizlə deyil, nəyi etməyin doğru və təhlükəsiz olduğunu müəyyənləşdirməklə də ölçülür.</w:t>
       </w:r>
     </w:p>
     <w:p>
@@ -217,7 +376,7 @@
         <w:rPr>
           <w:sz w:val="20"/>
         </w:rPr>
-        <w:t>B Rəy verilmiş məqalələr və orijinal elmi işlər</w:t>
+        <w:t>Rəy verilmiş məqalələr və orijinal elmi işlər</w:t>
       </w:r>
     </w:p>
     <w:p>
@@ -277,7 +436,7 @@
         <w:rPr>
           <w:sz w:val="20"/>
         </w:rPr>
-        <w:t>C Qurumların materialları və ensiklopedik mənbələr</w:t>
+        <w:t>Qurumların materialları və ensiklopedik mənbələr</w:t>
       </w:r>
     </w:p>
     <w:p>
@@ -337,7 +496,7 @@
         <w:rPr>
           <w:sz w:val="20"/>
         </w:rPr>
-        <w:t>F Onlayn mühazirələr və tədris silsilələri</w:t>
+        <w:t>Onlayn mühazirələr və tədris silsilələri</w:t>
       </w:r>
     </w:p>
     <w:p>
@@ -373,7 +532,7 @@
         <w:rPr>
           <w:sz w:val="20"/>
         </w:rPr>
-        <w:t>G Kosmik agentliklər laboratoriyalar və elmi təşkilatlar</w:t>
+        <w:t>Kosmik agentliklər laboratoriyalar və elmi təşkilatlar</w:t>
       </w:r>
     </w:p>
     <w:p>
